--- a/Knowledge/3-Work knowledge/1-Software Engineering/2-Testing/5-My Source/1-ISTQB Foundation Level/5-Test Management/6-Types of Test Reports/4-Defect Report.docx
+++ b/Knowledge/3-Work knowledge/1-Software Engineering/2-Testing/5-My Source/1-ISTQB Foundation Level/5-Test Management/6-Types of Test Reports/4-Defect Report.docx
@@ -36,51 +36,77 @@
       </w:pPr>
       <w:r>
         <w:rPr>
-          <w:b/>
-          <w:shd w:val="clear" w:color="auto" w:fill="B7B7B7"/>
-        </w:rPr>
-        <w:t># Source</w:t>
-      </w:r>
-      <w:r>
-        <w:rPr>
-          <w:shd w:val="clear" w:color="auto" w:fill="B7B7B7"/>
-        </w:rPr>
-        <w:t xml:space="preserve">: </w:t>
-      </w:r>
-      <w:r>
-        <w:rPr>
-          <w:b/>
-          <w:shd w:val="clear" w:color="auto" w:fill="B7B7B7"/>
-        </w:rPr>
-        <w:t xml:space="preserve">Chatgpt </w:t>
-      </w:r>
-      <w:r>
-        <w:rPr>
-          <w:b/>
-          <w:sz w:val="14"/>
-          <w:szCs w:val="14"/>
-          <w:shd w:val="clear" w:color="auto" w:fill="B7B7B7"/>
-        </w:rPr>
-        <w:t>(GPT</w:t>
-      </w:r>
-      <w:r>
-        <w:rPr>
-          <w:rFonts w:ascii="Cambria Math" w:hAnsi="Cambria Math" w:cs="Cambria Math"/>
-          <w:b/>
-          <w:sz w:val="14"/>
-          <w:szCs w:val="14"/>
-          <w:shd w:val="clear" w:color="auto" w:fill="B7B7B7"/>
+          <w:rFonts w:ascii="Arial" w:eastAsia="Arial" w:hAnsi="Arial" w:cs="Arial"/>
+          <w:b/>
+          <w:color w:val="000000"/>
+          <w:sz w:val="18"/>
+          <w:highlight w:val="lightGray"/>
+        </w:rPr>
+        <w:t># Source: AI Source: Provided by: [Data Path</w:t>
+      </w:r>
+      <w:r>
+        <w:rPr>
+          <w:rFonts w:ascii="Arial" w:eastAsia="Arial" w:hAnsi="Arial" w:cs="Arial"/>
+          <w:color w:val="000000"/>
+          <w:sz w:val="18"/>
+          <w:highlight w:val="lightGray"/>
+        </w:rPr>
+        <w:t xml:space="preserve">: Persons Table -&gt; ID Column: 1, Name_En Column: Motasem Essam] -&gt; </w:t>
+      </w:r>
+      <w:r>
+        <w:rPr>
+          <w:rFonts w:ascii="Arial" w:eastAsia="Arial" w:hAnsi="Arial" w:cs="Arial"/>
+          <w:b/>
+          <w:color w:val="000000"/>
+          <w:sz w:val="18"/>
+          <w:highlight w:val="lightGray"/>
+        </w:rPr>
+        <w:t>From:</w:t>
+      </w:r>
+      <w:r>
+        <w:rPr>
+          <w:rFonts w:ascii="Arial" w:eastAsia="Arial" w:hAnsi="Arial" w:cs="Arial"/>
+          <w:color w:val="000000"/>
+          <w:sz w:val="18"/>
+          <w:highlight w:val="lightGray"/>
+        </w:rPr>
+        <w:t xml:space="preserve"> [Chatgpt (GPT</w:t>
+      </w:r>
+      <w:r>
+        <w:rPr>
+          <w:rFonts w:ascii="Arial" w:eastAsia="Arial" w:hAnsi="Arial" w:cs="Cambria Math"/>
+          <w:color w:val="000000"/>
+          <w:sz w:val="18"/>
+          <w:highlight w:val="lightGray"/>
         </w:rPr>
         <w:t>‑</w:t>
       </w:r>
       <w:r>
         <w:rPr>
-          <w:b/>
-          <w:sz w:val="14"/>
-          <w:szCs w:val="14"/>
-          <w:shd w:val="clear" w:color="auto" w:fill="B7B7B7"/>
-        </w:rPr>
-        <w:t>5 Mini) at [8/18/2025]</w:t>
+          <w:rFonts w:ascii="Arial" w:eastAsia="Arial" w:hAnsi="Arial" w:cs="Arial"/>
+          <w:color w:val="000000"/>
+          <w:sz w:val="18"/>
+          <w:highlight w:val="lightGray"/>
+        </w:rPr>
+        <w:t xml:space="preserve">5 Mini)] </w:t>
+      </w:r>
+      <w:r>
+        <w:rPr>
+          <w:rFonts w:ascii="Arial" w:eastAsia="Arial" w:hAnsi="Arial" w:cs="Arial"/>
+          <w:b/>
+          <w:color w:val="000000"/>
+          <w:sz w:val="18"/>
+          <w:highlight w:val="lightGray"/>
+        </w:rPr>
+        <w:t>on</w:t>
+      </w:r>
+      <w:r>
+        <w:rPr>
+          <w:rFonts w:ascii="Arial" w:eastAsia="Arial" w:hAnsi="Arial"/>
+          <w:sz w:val="18"/>
+          <w:highlight w:val="lightGray"/>
+        </w:rPr>
+        <w:t xml:space="preserve"> [8/18/2025]</w:t>
       </w:r>
     </w:p>
     <w:p>
@@ -169,7 +195,7 @@
           <w:ilvl w:val="0"/>
           <w:numId w:val="3"/>
         </w:numPr>
-        <w:spacing w:before="240"/>
+        <w:spacing w:before="240" w:after="0" w:line="276" w:lineRule="auto"/>
         <w:rPr>
           <w:rFonts w:ascii="Roboto Mono" w:eastAsia="Roboto Mono" w:hAnsi="Roboto Mono" w:cs="Roboto Mono"/>
         </w:rPr>
@@ -193,6 +219,7 @@
           <w:ilvl w:val="0"/>
           <w:numId w:val="3"/>
         </w:numPr>
+        <w:spacing w:after="0" w:line="276" w:lineRule="auto"/>
         <w:rPr>
           <w:rFonts w:ascii="Roboto Mono" w:eastAsia="Roboto Mono" w:hAnsi="Roboto Mono" w:cs="Roboto Mono"/>
         </w:rPr>
@@ -216,6 +243,7 @@
           <w:ilvl w:val="0"/>
           <w:numId w:val="3"/>
         </w:numPr>
+        <w:spacing w:after="0" w:line="276" w:lineRule="auto"/>
         <w:rPr>
           <w:rFonts w:ascii="Roboto Mono" w:eastAsia="Roboto Mono" w:hAnsi="Roboto Mono" w:cs="Roboto Mono"/>
         </w:rPr>
@@ -239,7 +267,7 @@
           <w:ilvl w:val="0"/>
           <w:numId w:val="3"/>
         </w:numPr>
-        <w:spacing w:after="240"/>
+        <w:spacing w:after="240" w:line="276" w:lineRule="auto"/>
         <w:rPr>
           <w:rFonts w:ascii="Roboto Mono" w:eastAsia="Roboto Mono" w:hAnsi="Roboto Mono" w:cs="Roboto Mono"/>
         </w:rPr>
@@ -286,7 +314,7 @@
     </w:p>
     <w:p>
       <w:r>
-        <w:pict w14:anchorId="317EA609">
+        <w:pict w14:anchorId="0880140A">
           <v:rect id="_x0000_i1025" style="width:0;height:1.5pt" o:hralign="center" o:hrstd="t" o:hr="t" fillcolor="#a0a0a0" stroked="f"/>
         </w:pict>
       </w:r>
@@ -310,51 +338,77 @@
       </w:pPr>
       <w:r>
         <w:rPr>
-          <w:b/>
-          <w:shd w:val="clear" w:color="auto" w:fill="B7B7B7"/>
-        </w:rPr>
-        <w:t># Source</w:t>
-      </w:r>
-      <w:r>
-        <w:rPr>
-          <w:shd w:val="clear" w:color="auto" w:fill="B7B7B7"/>
-        </w:rPr>
-        <w:t xml:space="preserve">: </w:t>
-      </w:r>
-      <w:r>
-        <w:rPr>
-          <w:b/>
-          <w:shd w:val="clear" w:color="auto" w:fill="B7B7B7"/>
-        </w:rPr>
-        <w:t xml:space="preserve">Chatgpt </w:t>
-      </w:r>
-      <w:r>
-        <w:rPr>
-          <w:b/>
-          <w:sz w:val="14"/>
-          <w:szCs w:val="14"/>
-          <w:shd w:val="clear" w:color="auto" w:fill="B7B7B7"/>
-        </w:rPr>
-        <w:t>(GPT</w:t>
-      </w:r>
-      <w:r>
-        <w:rPr>
-          <w:rFonts w:ascii="Cambria Math" w:hAnsi="Cambria Math" w:cs="Cambria Math"/>
-          <w:b/>
-          <w:sz w:val="14"/>
-          <w:szCs w:val="14"/>
-          <w:shd w:val="clear" w:color="auto" w:fill="B7B7B7"/>
+          <w:rFonts w:ascii="Arial" w:eastAsia="Arial" w:hAnsi="Arial" w:cs="Arial"/>
+          <w:b/>
+          <w:color w:val="000000"/>
+          <w:sz w:val="18"/>
+          <w:highlight w:val="lightGray"/>
+        </w:rPr>
+        <w:t># Source: AI Source: Provided by: [Data Path</w:t>
+      </w:r>
+      <w:r>
+        <w:rPr>
+          <w:rFonts w:ascii="Arial" w:eastAsia="Arial" w:hAnsi="Arial" w:cs="Arial"/>
+          <w:color w:val="000000"/>
+          <w:sz w:val="18"/>
+          <w:highlight w:val="lightGray"/>
+        </w:rPr>
+        <w:t xml:space="preserve">: Persons Table -&gt; ID Column: 1, Name_En Column: Motasem Essam] -&gt; </w:t>
+      </w:r>
+      <w:r>
+        <w:rPr>
+          <w:rFonts w:ascii="Arial" w:eastAsia="Arial" w:hAnsi="Arial" w:cs="Arial"/>
+          <w:b/>
+          <w:color w:val="000000"/>
+          <w:sz w:val="18"/>
+          <w:highlight w:val="lightGray"/>
+        </w:rPr>
+        <w:t>From:</w:t>
+      </w:r>
+      <w:r>
+        <w:rPr>
+          <w:rFonts w:ascii="Arial" w:eastAsia="Arial" w:hAnsi="Arial" w:cs="Arial"/>
+          <w:color w:val="000000"/>
+          <w:sz w:val="18"/>
+          <w:highlight w:val="lightGray"/>
+        </w:rPr>
+        <w:t xml:space="preserve"> [Chatgpt (GPT</w:t>
+      </w:r>
+      <w:r>
+        <w:rPr>
+          <w:rFonts w:ascii="Arial" w:eastAsia="Arial" w:hAnsi="Arial" w:cs="Cambria Math"/>
+          <w:color w:val="000000"/>
+          <w:sz w:val="18"/>
+          <w:highlight w:val="lightGray"/>
         </w:rPr>
         <w:t>‑</w:t>
       </w:r>
       <w:r>
         <w:rPr>
-          <w:b/>
-          <w:sz w:val="14"/>
-          <w:szCs w:val="14"/>
-          <w:shd w:val="clear" w:color="auto" w:fill="B7B7B7"/>
-        </w:rPr>
-        <w:t>5 Mini) at [8/18/2025]</w:t>
+          <w:rFonts w:ascii="Arial" w:eastAsia="Arial" w:hAnsi="Arial" w:cs="Arial"/>
+          <w:color w:val="000000"/>
+          <w:sz w:val="18"/>
+          <w:highlight w:val="lightGray"/>
+        </w:rPr>
+        <w:t xml:space="preserve">5 Mini)] </w:t>
+      </w:r>
+      <w:r>
+        <w:rPr>
+          <w:rFonts w:ascii="Arial" w:eastAsia="Arial" w:hAnsi="Arial" w:cs="Arial"/>
+          <w:b/>
+          <w:color w:val="000000"/>
+          <w:sz w:val="18"/>
+          <w:highlight w:val="lightGray"/>
+        </w:rPr>
+        <w:t>on</w:t>
+      </w:r>
+      <w:r>
+        <w:rPr>
+          <w:rFonts w:ascii="Arial" w:eastAsia="Arial" w:hAnsi="Arial"/>
+          <w:sz w:val="18"/>
+          <w:highlight w:val="lightGray"/>
+        </w:rPr>
+        <w:t xml:space="preserve"> [8/18/2025]</w:t>
       </w:r>
     </w:p>
     <w:p>
@@ -377,7 +431,7 @@
           <w:ilvl w:val="0"/>
           <w:numId w:val="2"/>
         </w:numPr>
-        <w:spacing w:before="240"/>
+        <w:spacing w:before="240" w:after="0" w:line="276" w:lineRule="auto"/>
       </w:pPr>
       <w:r>
         <w:rPr>
@@ -405,6 +459,7 @@
           <w:ilvl w:val="0"/>
           <w:numId w:val="2"/>
         </w:numPr>
+        <w:spacing w:after="0" w:line="276" w:lineRule="auto"/>
       </w:pPr>
       <w:r>
         <w:rPr>
@@ -432,6 +487,7 @@
           <w:ilvl w:val="1"/>
           <w:numId w:val="2"/>
         </w:numPr>
+        <w:spacing w:after="0" w:line="276" w:lineRule="auto"/>
         <w:rPr>
           <w:rFonts w:ascii="Roboto Mono" w:eastAsia="Roboto Mono" w:hAnsi="Roboto Mono" w:cs="Roboto Mono"/>
         </w:rPr>
@@ -463,13 +519,13 @@
           <w:ilvl w:val="0"/>
           <w:numId w:val="2"/>
         </w:numPr>
-      </w:pPr>
-      <w:r>
-        <w:rPr>
-          <w:rFonts w:ascii="Roboto Mono" w:eastAsia="Roboto Mono" w:hAnsi="Roboto Mono" w:cs="Roboto Mono"/>
-          <w:b/>
-        </w:rPr>
-        <w:lastRenderedPageBreak/>
+        <w:spacing w:after="0" w:line="276" w:lineRule="auto"/>
+      </w:pPr>
+      <w:r>
+        <w:rPr>
+          <w:rFonts w:ascii="Roboto Mono" w:eastAsia="Roboto Mono" w:hAnsi="Roboto Mono" w:cs="Roboto Mono"/>
+          <w:b/>
+        </w:rPr>
         <w:t>Description</w:t>
       </w:r>
       <w:r>
@@ -491,6 +547,7 @@
           <w:ilvl w:val="1"/>
           <w:numId w:val="2"/>
         </w:numPr>
+        <w:spacing w:after="0" w:line="276" w:lineRule="auto"/>
         <w:rPr>
           <w:rFonts w:ascii="Roboto Mono" w:eastAsia="Roboto Mono" w:hAnsi="Roboto Mono" w:cs="Roboto Mono"/>
         </w:rPr>
@@ -514,6 +571,7 @@
           <w:ilvl w:val="0"/>
           <w:numId w:val="2"/>
         </w:numPr>
+        <w:spacing w:after="0" w:line="276" w:lineRule="auto"/>
       </w:pPr>
       <w:r>
         <w:rPr>
@@ -541,6 +599,7 @@
           <w:ilvl w:val="1"/>
           <w:numId w:val="2"/>
         </w:numPr>
+        <w:spacing w:after="0" w:line="276" w:lineRule="auto"/>
         <w:rPr>
           <w:rFonts w:ascii="Roboto Mono" w:eastAsia="Roboto Mono" w:hAnsi="Roboto Mono" w:cs="Roboto Mono"/>
         </w:rPr>
@@ -564,6 +623,7 @@
           <w:ilvl w:val="0"/>
           <w:numId w:val="2"/>
         </w:numPr>
+        <w:spacing w:after="0" w:line="276" w:lineRule="auto"/>
       </w:pPr>
       <w:r>
         <w:rPr>
@@ -591,6 +651,7 @@
           <w:ilvl w:val="1"/>
           <w:numId w:val="2"/>
         </w:numPr>
+        <w:spacing w:after="0" w:line="276" w:lineRule="auto"/>
         <w:rPr>
           <w:rFonts w:ascii="Roboto Mono" w:eastAsia="Roboto Mono" w:hAnsi="Roboto Mono" w:cs="Roboto Mono"/>
         </w:rPr>
@@ -614,6 +675,7 @@
           <w:ilvl w:val="0"/>
           <w:numId w:val="2"/>
         </w:numPr>
+        <w:spacing w:after="0" w:line="276" w:lineRule="auto"/>
       </w:pPr>
       <w:r>
         <w:rPr>
@@ -641,6 +703,7 @@
           <w:ilvl w:val="1"/>
           <w:numId w:val="2"/>
         </w:numPr>
+        <w:spacing w:after="0" w:line="276" w:lineRule="auto"/>
         <w:rPr>
           <w:rFonts w:ascii="Roboto Mono" w:eastAsia="Roboto Mono" w:hAnsi="Roboto Mono" w:cs="Roboto Mono"/>
         </w:rPr>
@@ -664,6 +727,7 @@
           <w:ilvl w:val="0"/>
           <w:numId w:val="2"/>
         </w:numPr>
+        <w:spacing w:after="0" w:line="276" w:lineRule="auto"/>
       </w:pPr>
       <w:r>
         <w:rPr>
@@ -691,6 +755,7 @@
           <w:ilvl w:val="1"/>
           <w:numId w:val="2"/>
         </w:numPr>
+        <w:spacing w:after="0" w:line="276" w:lineRule="auto"/>
         <w:rPr>
           <w:rFonts w:ascii="Roboto Mono" w:eastAsia="Roboto Mono" w:hAnsi="Roboto Mono" w:cs="Roboto Mono"/>
         </w:rPr>
@@ -722,6 +787,7 @@
           <w:ilvl w:val="0"/>
           <w:numId w:val="2"/>
         </w:numPr>
+        <w:spacing w:after="0" w:line="276" w:lineRule="auto"/>
       </w:pPr>
       <w:r>
         <w:rPr>
@@ -749,6 +815,7 @@
           <w:ilvl w:val="1"/>
           <w:numId w:val="2"/>
         </w:numPr>
+        <w:spacing w:after="0" w:line="276" w:lineRule="auto"/>
         <w:rPr>
           <w:rFonts w:ascii="Roboto Mono" w:eastAsia="Roboto Mono" w:hAnsi="Roboto Mono" w:cs="Roboto Mono"/>
         </w:rPr>
@@ -780,6 +847,7 @@
           <w:ilvl w:val="0"/>
           <w:numId w:val="2"/>
         </w:numPr>
+        <w:spacing w:after="0" w:line="276" w:lineRule="auto"/>
       </w:pPr>
       <w:r>
         <w:rPr>
@@ -807,6 +875,7 @@
           <w:ilvl w:val="1"/>
           <w:numId w:val="2"/>
         </w:numPr>
+        <w:spacing w:after="0" w:line="276" w:lineRule="auto"/>
         <w:rPr>
           <w:rFonts w:ascii="Roboto Mono" w:eastAsia="Roboto Mono" w:hAnsi="Roboto Mono" w:cs="Roboto Mono"/>
         </w:rPr>
@@ -830,6 +899,7 @@
           <w:ilvl w:val="0"/>
           <w:numId w:val="2"/>
         </w:numPr>
+        <w:spacing w:after="0" w:line="276" w:lineRule="auto"/>
       </w:pPr>
       <w:r>
         <w:rPr>
@@ -857,6 +927,7 @@
           <w:ilvl w:val="0"/>
           <w:numId w:val="2"/>
         </w:numPr>
+        <w:spacing w:after="0" w:line="276" w:lineRule="auto"/>
       </w:pPr>
       <w:r>
         <w:rPr>
@@ -884,6 +955,7 @@
           <w:ilvl w:val="0"/>
           <w:numId w:val="2"/>
         </w:numPr>
+        <w:spacing w:after="0" w:line="276" w:lineRule="auto"/>
       </w:pPr>
       <w:r>
         <w:rPr>
@@ -911,6 +983,7 @@
           <w:ilvl w:val="0"/>
           <w:numId w:val="2"/>
         </w:numPr>
+        <w:spacing w:after="0" w:line="276" w:lineRule="auto"/>
       </w:pPr>
       <w:r>
         <w:rPr>
@@ -938,14 +1011,13 @@
           <w:ilvl w:val="0"/>
           <w:numId w:val="2"/>
         </w:numPr>
-        <w:spacing w:after="240"/>
-      </w:pPr>
-      <w:r>
-        <w:rPr>
-          <w:rFonts w:ascii="Roboto Mono" w:eastAsia="Roboto Mono" w:hAnsi="Roboto Mono" w:cs="Roboto Mono"/>
-          <w:b/>
-        </w:rPr>
-        <w:lastRenderedPageBreak/>
+        <w:spacing w:after="240" w:line="276" w:lineRule="auto"/>
+      </w:pPr>
+      <w:r>
+        <w:rPr>
+          <w:rFonts w:ascii="Roboto Mono" w:eastAsia="Roboto Mono" w:hAnsi="Roboto Mono" w:cs="Roboto Mono"/>
+          <w:b/>
+        </w:rPr>
         <w:t>Comments/Notes</w:t>
       </w:r>
       <w:r>
@@ -963,7 +1035,7 @@
     </w:p>
     <w:p>
       <w:r>
-        <w:pict w14:anchorId="62B46FB9">
+        <w:pict w14:anchorId="348D6BF2">
           <v:rect id="_x0000_i1026" style="width:0;height:1.5pt" o:hralign="center" o:hrstd="t" o:hr="t" fillcolor="#a0a0a0" stroked="f"/>
         </w:pict>
       </w:r>
@@ -987,51 +1059,77 @@
       </w:pPr>
       <w:r>
         <w:rPr>
-          <w:b/>
-          <w:shd w:val="clear" w:color="auto" w:fill="B7B7B7"/>
-        </w:rPr>
-        <w:t># Source</w:t>
-      </w:r>
-      <w:r>
-        <w:rPr>
-          <w:shd w:val="clear" w:color="auto" w:fill="B7B7B7"/>
-        </w:rPr>
-        <w:t xml:space="preserve">: </w:t>
-      </w:r>
-      <w:r>
-        <w:rPr>
-          <w:b/>
-          <w:shd w:val="clear" w:color="auto" w:fill="B7B7B7"/>
-        </w:rPr>
-        <w:t xml:space="preserve">Chatgpt </w:t>
-      </w:r>
-      <w:r>
-        <w:rPr>
-          <w:b/>
-          <w:sz w:val="14"/>
-          <w:szCs w:val="14"/>
-          <w:shd w:val="clear" w:color="auto" w:fill="B7B7B7"/>
-        </w:rPr>
-        <w:t>(GPT</w:t>
-      </w:r>
-      <w:r>
-        <w:rPr>
-          <w:rFonts w:ascii="Cambria Math" w:hAnsi="Cambria Math" w:cs="Cambria Math"/>
-          <w:b/>
-          <w:sz w:val="14"/>
-          <w:szCs w:val="14"/>
-          <w:shd w:val="clear" w:color="auto" w:fill="B7B7B7"/>
+          <w:rFonts w:ascii="Arial" w:eastAsia="Arial" w:hAnsi="Arial" w:cs="Arial"/>
+          <w:b/>
+          <w:color w:val="000000"/>
+          <w:sz w:val="18"/>
+          <w:highlight w:val="lightGray"/>
+        </w:rPr>
+        <w:t># Source: AI Source: Provided by: [Data Path</w:t>
+      </w:r>
+      <w:r>
+        <w:rPr>
+          <w:rFonts w:ascii="Arial" w:eastAsia="Arial" w:hAnsi="Arial" w:cs="Arial"/>
+          <w:color w:val="000000"/>
+          <w:sz w:val="18"/>
+          <w:highlight w:val="lightGray"/>
+        </w:rPr>
+        <w:t xml:space="preserve">: Persons Table -&gt; ID Column: 1, Name_En Column: Motasem Essam] -&gt; </w:t>
+      </w:r>
+      <w:r>
+        <w:rPr>
+          <w:rFonts w:ascii="Arial" w:eastAsia="Arial" w:hAnsi="Arial" w:cs="Arial"/>
+          <w:b/>
+          <w:color w:val="000000"/>
+          <w:sz w:val="18"/>
+          <w:highlight w:val="lightGray"/>
+        </w:rPr>
+        <w:t>From:</w:t>
+      </w:r>
+      <w:r>
+        <w:rPr>
+          <w:rFonts w:ascii="Arial" w:eastAsia="Arial" w:hAnsi="Arial" w:cs="Arial"/>
+          <w:color w:val="000000"/>
+          <w:sz w:val="18"/>
+          <w:highlight w:val="lightGray"/>
+        </w:rPr>
+        <w:t xml:space="preserve"> [Chatgpt (GPT</w:t>
+      </w:r>
+      <w:r>
+        <w:rPr>
+          <w:rFonts w:ascii="Arial" w:eastAsia="Arial" w:hAnsi="Arial" w:cs="Cambria Math"/>
+          <w:color w:val="000000"/>
+          <w:sz w:val="18"/>
+          <w:highlight w:val="lightGray"/>
         </w:rPr>
         <w:t>‑</w:t>
       </w:r>
       <w:r>
         <w:rPr>
-          <w:b/>
-          <w:sz w:val="14"/>
-          <w:szCs w:val="14"/>
-          <w:shd w:val="clear" w:color="auto" w:fill="B7B7B7"/>
-        </w:rPr>
-        <w:t>5 Mini) at [8/18/2025]</w:t>
+          <w:rFonts w:ascii="Arial" w:eastAsia="Arial" w:hAnsi="Arial" w:cs="Arial"/>
+          <w:color w:val="000000"/>
+          <w:sz w:val="18"/>
+          <w:highlight w:val="lightGray"/>
+        </w:rPr>
+        <w:t xml:space="preserve">5 Mini)] </w:t>
+      </w:r>
+      <w:r>
+        <w:rPr>
+          <w:rFonts w:ascii="Arial" w:eastAsia="Arial" w:hAnsi="Arial" w:cs="Arial"/>
+          <w:b/>
+          <w:color w:val="000000"/>
+          <w:sz w:val="18"/>
+          <w:highlight w:val="lightGray"/>
+        </w:rPr>
+        <w:t>on</w:t>
+      </w:r>
+      <w:r>
+        <w:rPr>
+          <w:rFonts w:ascii="Arial" w:eastAsia="Arial" w:hAnsi="Arial"/>
+          <w:sz w:val="18"/>
+          <w:highlight w:val="lightGray"/>
+        </w:rPr>
+        <w:t xml:space="preserve"> [8/18/2025]</w:t>
       </w:r>
     </w:p>
     <w:p>
@@ -1116,7 +1214,7 @@
           <w:ilvl w:val="0"/>
           <w:numId w:val="4"/>
         </w:numPr>
-        <w:spacing w:before="240"/>
+        <w:spacing w:before="240" w:after="0" w:line="276" w:lineRule="auto"/>
         <w:rPr>
           <w:rFonts w:ascii="Roboto Mono" w:eastAsia="Roboto Mono" w:hAnsi="Roboto Mono" w:cs="Roboto Mono"/>
         </w:rPr>
@@ -1140,6 +1238,7 @@
           <w:ilvl w:val="0"/>
           <w:numId w:val="4"/>
         </w:numPr>
+        <w:spacing w:after="0" w:line="276" w:lineRule="auto"/>
         <w:rPr>
           <w:rFonts w:ascii="Roboto Mono" w:eastAsia="Roboto Mono" w:hAnsi="Roboto Mono" w:cs="Roboto Mono"/>
         </w:rPr>
@@ -1163,6 +1262,7 @@
           <w:ilvl w:val="0"/>
           <w:numId w:val="4"/>
         </w:numPr>
+        <w:spacing w:after="0" w:line="276" w:lineRule="auto"/>
         <w:rPr>
           <w:rFonts w:ascii="Roboto Mono" w:eastAsia="Roboto Mono" w:hAnsi="Roboto Mono" w:cs="Roboto Mono"/>
         </w:rPr>
@@ -1186,7 +1286,7 @@
           <w:ilvl w:val="0"/>
           <w:numId w:val="4"/>
         </w:numPr>
-        <w:spacing w:after="240"/>
+        <w:spacing w:after="240" w:line="276" w:lineRule="auto"/>
         <w:rPr>
           <w:rFonts w:ascii="Roboto Mono" w:eastAsia="Roboto Mono" w:hAnsi="Roboto Mono" w:cs="Roboto Mono"/>
         </w:rPr>
@@ -1387,7 +1487,7 @@
     </w:p>
     <w:p>
       <w:r>
-        <w:pict w14:anchorId="3F2F0A59">
+        <w:pict w14:anchorId="3072F21D">
           <v:rect id="_x0000_i1027" style="width:0;height:1.5pt" o:hralign="center" o:hrstd="t" o:hr="t" fillcolor="#a0a0a0" stroked="f"/>
         </w:pict>
       </w:r>
@@ -1414,52 +1514,77 @@
       </w:pPr>
       <w:r>
         <w:rPr>
-          <w:b/>
-          <w:shd w:val="clear" w:color="auto" w:fill="B7B7B7"/>
-        </w:rPr>
-        <w:lastRenderedPageBreak/>
-        <w:t># Source</w:t>
-      </w:r>
-      <w:r>
-        <w:rPr>
-          <w:shd w:val="clear" w:color="auto" w:fill="B7B7B7"/>
-        </w:rPr>
-        <w:t xml:space="preserve">: </w:t>
-      </w:r>
-      <w:r>
-        <w:rPr>
-          <w:b/>
-          <w:shd w:val="clear" w:color="auto" w:fill="B7B7B7"/>
-        </w:rPr>
-        <w:t xml:space="preserve">Chatgpt </w:t>
-      </w:r>
-      <w:r>
-        <w:rPr>
-          <w:b/>
-          <w:sz w:val="14"/>
-          <w:szCs w:val="14"/>
-          <w:shd w:val="clear" w:color="auto" w:fill="B7B7B7"/>
-        </w:rPr>
-        <w:t>(GPT</w:t>
-      </w:r>
-      <w:r>
-        <w:rPr>
-          <w:rFonts w:ascii="Cambria Math" w:hAnsi="Cambria Math" w:cs="Cambria Math"/>
-          <w:b/>
-          <w:sz w:val="14"/>
-          <w:szCs w:val="14"/>
-          <w:shd w:val="clear" w:color="auto" w:fill="B7B7B7"/>
+          <w:rFonts w:ascii="Arial" w:eastAsia="Arial" w:hAnsi="Arial" w:cs="Arial"/>
+          <w:b/>
+          <w:color w:val="000000"/>
+          <w:sz w:val="18"/>
+          <w:highlight w:val="lightGray"/>
+        </w:rPr>
+        <w:t># Source: AI Source: Provided by: [Data Path</w:t>
+      </w:r>
+      <w:r>
+        <w:rPr>
+          <w:rFonts w:ascii="Arial" w:eastAsia="Arial" w:hAnsi="Arial" w:cs="Arial"/>
+          <w:color w:val="000000"/>
+          <w:sz w:val="18"/>
+          <w:highlight w:val="lightGray"/>
+        </w:rPr>
+        <w:t xml:space="preserve">: Persons Table -&gt; ID Column: 1, Name_En Column: Motasem Essam] -&gt; </w:t>
+      </w:r>
+      <w:r>
+        <w:rPr>
+          <w:rFonts w:ascii="Arial" w:eastAsia="Arial" w:hAnsi="Arial" w:cs="Arial"/>
+          <w:b/>
+          <w:color w:val="000000"/>
+          <w:sz w:val="18"/>
+          <w:highlight w:val="lightGray"/>
+        </w:rPr>
+        <w:t>From:</w:t>
+      </w:r>
+      <w:r>
+        <w:rPr>
+          <w:rFonts w:ascii="Arial" w:eastAsia="Arial" w:hAnsi="Arial" w:cs="Arial"/>
+          <w:color w:val="000000"/>
+          <w:sz w:val="18"/>
+          <w:highlight w:val="lightGray"/>
+        </w:rPr>
+        <w:t xml:space="preserve"> [Chatgpt (GPT</w:t>
+      </w:r>
+      <w:r>
+        <w:rPr>
+          <w:rFonts w:ascii="Arial" w:eastAsia="Arial" w:hAnsi="Arial" w:cs="Cambria Math"/>
+          <w:color w:val="000000"/>
+          <w:sz w:val="18"/>
+          <w:highlight w:val="lightGray"/>
         </w:rPr>
         <w:t>‑</w:t>
       </w:r>
       <w:r>
         <w:rPr>
-          <w:b/>
-          <w:sz w:val="14"/>
-          <w:szCs w:val="14"/>
-          <w:shd w:val="clear" w:color="auto" w:fill="B7B7B7"/>
-        </w:rPr>
-        <w:t>5 Mini) at [8/18/2025]</w:t>
+          <w:rFonts w:ascii="Arial" w:eastAsia="Arial" w:hAnsi="Arial" w:cs="Arial"/>
+          <w:color w:val="000000"/>
+          <w:sz w:val="18"/>
+          <w:highlight w:val="lightGray"/>
+        </w:rPr>
+        <w:t xml:space="preserve">5 Mini)] </w:t>
+      </w:r>
+      <w:r>
+        <w:rPr>
+          <w:rFonts w:ascii="Arial" w:eastAsia="Arial" w:hAnsi="Arial" w:cs="Arial"/>
+          <w:b/>
+          <w:color w:val="000000"/>
+          <w:sz w:val="18"/>
+          <w:highlight w:val="lightGray"/>
+        </w:rPr>
+        <w:t>on</w:t>
+      </w:r>
+      <w:r>
+        <w:rPr>
+          <w:rFonts w:ascii="Arial" w:eastAsia="Arial" w:hAnsi="Arial"/>
+          <w:sz w:val="18"/>
+          <w:highlight w:val="lightGray"/>
+        </w:rPr>
+        <w:t xml:space="preserve"> [8/18/2025]</w:t>
       </w:r>
     </w:p>
     <w:p>
@@ -1468,7 +1593,7 @@
           <w:ilvl w:val="0"/>
           <w:numId w:val="1"/>
         </w:numPr>
-        <w:spacing w:before="240"/>
+        <w:spacing w:before="240" w:after="0" w:line="276" w:lineRule="auto"/>
       </w:pPr>
       <w:r>
         <w:rPr>
@@ -1502,6 +1627,7 @@
           <w:ilvl w:val="0"/>
           <w:numId w:val="1"/>
         </w:numPr>
+        <w:spacing w:after="0" w:line="276" w:lineRule="auto"/>
       </w:pPr>
       <w:r>
         <w:rPr>
@@ -1535,6 +1661,7 @@
           <w:ilvl w:val="0"/>
           <w:numId w:val="1"/>
         </w:numPr>
+        <w:spacing w:after="0" w:line="276" w:lineRule="auto"/>
       </w:pPr>
       <w:r>
         <w:rPr>
@@ -1568,7 +1695,7 @@
           <w:ilvl w:val="0"/>
           <w:numId w:val="1"/>
         </w:numPr>
-        <w:spacing w:after="240"/>
+        <w:spacing w:after="240" w:line="276" w:lineRule="auto"/>
       </w:pPr>
       <w:r>
         <w:rPr>
@@ -1598,7 +1725,7 @@
     </w:p>
     <w:p>
       <w:r>
-        <w:pict w14:anchorId="0AACDD57">
+        <w:pict w14:anchorId="44BF1C26">
           <v:rect id="_x0000_i1028" style="width:0;height:1.5pt" o:hralign="center" o:hrstd="t" o:hr="t" fillcolor="#a0a0a0" stroked="f"/>
         </w:pict>
       </w:r>
@@ -1623,7 +1750,7 @@
           <w:ilvl w:val="0"/>
           <w:numId w:val="5"/>
         </w:numPr>
-        <w:spacing w:before="240" w:after="240"/>
+        <w:spacing w:before="240" w:after="240" w:line="276" w:lineRule="auto"/>
       </w:pPr>
       <w:r>
         <w:rPr>
@@ -1641,18 +1768,19 @@
     </w:p>
     <w:p>
       <w:r>
-        <w:pict w14:anchorId="24B40063">
+        <w:pict w14:anchorId="72A7C0EF">
           <v:rect id="_x0000_i1029" style="width:0;height:1.5pt" o:hralign="center" o:hrstd="t" o:hr="t" fillcolor="#a0a0a0" stroked="f"/>
         </w:pict>
       </w:r>
     </w:p>
+    <w:p/>
     <w:p/>
     <w:p/>
     <w:sectPr>
       <w:pgSz w:w="12240" w:h="15840"/>
       <w:pgMar w:top="1440" w:right="1440" w:bottom="1440" w:left="1440" w:header="720" w:footer="720" w:gutter="0"/>
-      <w:pgNumType w:start="1"/>
       <w:cols w:space="720"/>
+      <w:docGrid w:linePitch="360"/>
     </w:sectPr>
   </w:body>
 </w:document>
@@ -2643,18 +2771,6 @@
   <w:style w:type="paragraph" w:default="1" w:styleId="Normal">
     <w:name w:val="Normal"/>
     <w:qFormat/>
-    <w:rsid w:val="00B448C1"/>
-    <w:pPr>
-      <w:spacing w:after="0" w:line="276" w:lineRule="auto"/>
-    </w:pPr>
-    <w:rPr>
-      <w:rFonts w:ascii="Arial" w:eastAsia="Arial" w:hAnsi="Arial" w:cs="Arial"/>
-      <w:kern w:val="0"/>
-      <w:sz w:val="22"/>
-      <w:szCs w:val="22"/>
-      <w:lang w:val="en"/>
-      <w14:ligatures w14:val="none"/>
-    </w:rPr>
   </w:style>
   <w:style w:type="paragraph" w:styleId="Heading1">
     <w:name w:val="heading 1"/>
@@ -2663,7 +2779,7 @@
     <w:link w:val="Heading1Char"/>
     <w:uiPriority w:val="9"/>
     <w:qFormat/>
-    <w:rsid w:val="00D953E3"/>
+    <w:rsid w:val="000568AD"/>
     <w:pPr>
       <w:keepNext/>
       <w:keepLines/>
@@ -2685,7 +2801,7 @@
     <w:uiPriority w:val="9"/>
     <w:unhideWhenUsed/>
     <w:qFormat/>
-    <w:rsid w:val="00D953E3"/>
+    <w:rsid w:val="000568AD"/>
     <w:pPr>
       <w:keepNext/>
       <w:keepLines/>
@@ -2708,7 +2824,7 @@
     <w:semiHidden/>
     <w:unhideWhenUsed/>
     <w:qFormat/>
-    <w:rsid w:val="00D953E3"/>
+    <w:rsid w:val="000568AD"/>
     <w:pPr>
       <w:keepNext/>
       <w:keepLines/>
@@ -2731,7 +2847,7 @@
     <w:semiHidden/>
     <w:unhideWhenUsed/>
     <w:qFormat/>
-    <w:rsid w:val="00D953E3"/>
+    <w:rsid w:val="000568AD"/>
     <w:pPr>
       <w:keepNext/>
       <w:keepLines/>
@@ -2754,7 +2870,7 @@
     <w:semiHidden/>
     <w:unhideWhenUsed/>
     <w:qFormat/>
-    <w:rsid w:val="00D953E3"/>
+    <w:rsid w:val="000568AD"/>
     <w:pPr>
       <w:keepNext/>
       <w:keepLines/>
@@ -2775,11 +2891,11 @@
     <w:semiHidden/>
     <w:unhideWhenUsed/>
     <w:qFormat/>
-    <w:rsid w:val="00D953E3"/>
+    <w:rsid w:val="000568AD"/>
     <w:pPr>
       <w:keepNext/>
       <w:keepLines/>
-      <w:spacing w:before="40"/>
+      <w:spacing w:before="40" w:after="0"/>
       <w:outlineLvl w:val="5"/>
     </w:pPr>
     <w:rPr>
@@ -2798,11 +2914,11 @@
     <w:semiHidden/>
     <w:unhideWhenUsed/>
     <w:qFormat/>
-    <w:rsid w:val="00D953E3"/>
+    <w:rsid w:val="000568AD"/>
     <w:pPr>
       <w:keepNext/>
       <w:keepLines/>
-      <w:spacing w:before="40"/>
+      <w:spacing w:before="40" w:after="0"/>
       <w:outlineLvl w:val="6"/>
     </w:pPr>
     <w:rPr>
@@ -2819,10 +2935,11 @@
     <w:semiHidden/>
     <w:unhideWhenUsed/>
     <w:qFormat/>
-    <w:rsid w:val="00D953E3"/>
+    <w:rsid w:val="000568AD"/>
     <w:pPr>
       <w:keepNext/>
       <w:keepLines/>
+      <w:spacing w:after="0"/>
       <w:outlineLvl w:val="7"/>
     </w:pPr>
     <w:rPr>
@@ -2841,10 +2958,11 @@
     <w:semiHidden/>
     <w:unhideWhenUsed/>
     <w:qFormat/>
-    <w:rsid w:val="00D953E3"/>
+    <w:rsid w:val="000568AD"/>
     <w:pPr>
       <w:keepNext/>
       <w:keepLines/>
+      <w:spacing w:after="0"/>
       <w:outlineLvl w:val="8"/>
     </w:pPr>
     <w:rPr>
@@ -2884,7 +3002,7 @@
     <w:basedOn w:val="DefaultParagraphFont"/>
     <w:link w:val="Heading1"/>
     <w:uiPriority w:val="9"/>
-    <w:rsid w:val="00D953E3"/>
+    <w:rsid w:val="000568AD"/>
     <w:rPr>
       <w:rFonts w:asciiTheme="majorHAnsi" w:eastAsiaTheme="majorEastAsia" w:hAnsiTheme="majorHAnsi" w:cstheme="majorBidi"/>
       <w:color w:val="2F5496" w:themeColor="accent1" w:themeShade="BF"/>
@@ -2897,7 +3015,7 @@
     <w:basedOn w:val="DefaultParagraphFont"/>
     <w:link w:val="Heading2"/>
     <w:uiPriority w:val="9"/>
-    <w:rsid w:val="00D953E3"/>
+    <w:rsid w:val="000568AD"/>
     <w:rPr>
       <w:rFonts w:asciiTheme="majorHAnsi" w:eastAsiaTheme="majorEastAsia" w:hAnsiTheme="majorHAnsi" w:cstheme="majorBidi"/>
       <w:color w:val="2F5496" w:themeColor="accent1" w:themeShade="BF"/>
@@ -2911,7 +3029,7 @@
     <w:link w:val="Heading3"/>
     <w:uiPriority w:val="9"/>
     <w:semiHidden/>
-    <w:rsid w:val="00D953E3"/>
+    <w:rsid w:val="000568AD"/>
     <w:rPr>
       <w:rFonts w:eastAsiaTheme="majorEastAsia" w:cstheme="majorBidi"/>
       <w:color w:val="2F5496" w:themeColor="accent1" w:themeShade="BF"/>
@@ -2925,7 +3043,7 @@
     <w:link w:val="Heading4"/>
     <w:uiPriority w:val="9"/>
     <w:semiHidden/>
-    <w:rsid w:val="00D953E3"/>
+    <w:rsid w:val="000568AD"/>
     <w:rPr>
       <w:rFonts w:eastAsiaTheme="majorEastAsia" w:cstheme="majorBidi"/>
       <w:i/>
@@ -2939,7 +3057,7 @@
     <w:link w:val="Heading5"/>
     <w:uiPriority w:val="9"/>
     <w:semiHidden/>
-    <w:rsid w:val="00D953E3"/>
+    <w:rsid w:val="000568AD"/>
     <w:rPr>
       <w:rFonts w:eastAsiaTheme="majorEastAsia" w:cstheme="majorBidi"/>
       <w:color w:val="2F5496" w:themeColor="accent1" w:themeShade="BF"/>
@@ -2951,7 +3069,7 @@
     <w:link w:val="Heading6"/>
     <w:uiPriority w:val="9"/>
     <w:semiHidden/>
-    <w:rsid w:val="00D953E3"/>
+    <w:rsid w:val="000568AD"/>
     <w:rPr>
       <w:rFonts w:eastAsiaTheme="majorEastAsia" w:cstheme="majorBidi"/>
       <w:i/>
@@ -2965,7 +3083,7 @@
     <w:link w:val="Heading7"/>
     <w:uiPriority w:val="9"/>
     <w:semiHidden/>
-    <w:rsid w:val="00D953E3"/>
+    <w:rsid w:val="000568AD"/>
     <w:rPr>
       <w:rFonts w:eastAsiaTheme="majorEastAsia" w:cstheme="majorBidi"/>
       <w:color w:val="595959" w:themeColor="text1" w:themeTint="A6"/>
@@ -2977,7 +3095,7 @@
     <w:link w:val="Heading8"/>
     <w:uiPriority w:val="9"/>
     <w:semiHidden/>
-    <w:rsid w:val="00D953E3"/>
+    <w:rsid w:val="000568AD"/>
     <w:rPr>
       <w:rFonts w:eastAsiaTheme="majorEastAsia" w:cstheme="majorBidi"/>
       <w:i/>
@@ -2991,7 +3109,7 @@
     <w:link w:val="Heading9"/>
     <w:uiPriority w:val="9"/>
     <w:semiHidden/>
-    <w:rsid w:val="00D953E3"/>
+    <w:rsid w:val="000568AD"/>
     <w:rPr>
       <w:rFonts w:eastAsiaTheme="majorEastAsia" w:cstheme="majorBidi"/>
       <w:color w:val="272727" w:themeColor="text1" w:themeTint="D8"/>
@@ -3004,7 +3122,7 @@
     <w:link w:val="TitleChar"/>
     <w:uiPriority w:val="10"/>
     <w:qFormat/>
-    <w:rsid w:val="00D953E3"/>
+    <w:rsid w:val="000568AD"/>
     <w:pPr>
       <w:spacing w:after="80" w:line="240" w:lineRule="auto"/>
       <w:contextualSpacing/>
@@ -3022,7 +3140,7 @@
     <w:basedOn w:val="DefaultParagraphFont"/>
     <w:link w:val="Title"/>
     <w:uiPriority w:val="10"/>
-    <w:rsid w:val="00D953E3"/>
+    <w:rsid w:val="000568AD"/>
     <w:rPr>
       <w:rFonts w:asciiTheme="majorHAnsi" w:eastAsiaTheme="majorEastAsia" w:hAnsiTheme="majorHAnsi" w:cstheme="majorBidi"/>
       <w:spacing w:val="-10"/>
@@ -3038,7 +3156,7 @@
     <w:link w:val="SubtitleChar"/>
     <w:uiPriority w:val="11"/>
     <w:qFormat/>
-    <w:rsid w:val="00D953E3"/>
+    <w:rsid w:val="000568AD"/>
     <w:pPr>
       <w:numPr>
         <w:ilvl w:val="1"/>
@@ -3057,7 +3175,7 @@
     <w:basedOn w:val="DefaultParagraphFont"/>
     <w:link w:val="Subtitle"/>
     <w:uiPriority w:val="11"/>
-    <w:rsid w:val="00D953E3"/>
+    <w:rsid w:val="000568AD"/>
     <w:rPr>
       <w:rFonts w:eastAsiaTheme="majorEastAsia" w:cstheme="majorBidi"/>
       <w:color w:val="595959" w:themeColor="text1" w:themeTint="A6"/>
@@ -3073,7 +3191,7 @@
     <w:link w:val="QuoteChar"/>
     <w:uiPriority w:val="29"/>
     <w:qFormat/>
-    <w:rsid w:val="00D953E3"/>
+    <w:rsid w:val="000568AD"/>
     <w:pPr>
       <w:spacing w:before="160"/>
       <w:jc w:val="center"/>
@@ -3089,7 +3207,7 @@
     <w:basedOn w:val="DefaultParagraphFont"/>
     <w:link w:val="Quote"/>
     <w:uiPriority w:val="29"/>
-    <w:rsid w:val="00D953E3"/>
+    <w:rsid w:val="000568AD"/>
     <w:rPr>
       <w:i/>
       <w:iCs/>
@@ -3101,7 +3219,7 @@
     <w:basedOn w:val="Normal"/>
     <w:uiPriority w:val="34"/>
     <w:qFormat/>
-    <w:rsid w:val="00D953E3"/>
+    <w:rsid w:val="000568AD"/>
     <w:pPr>
       <w:ind w:left="720"/>
       <w:contextualSpacing/>
@@ -3112,7 +3230,7 @@
     <w:basedOn w:val="DefaultParagraphFont"/>
     <w:uiPriority w:val="21"/>
     <w:qFormat/>
-    <w:rsid w:val="00D953E3"/>
+    <w:rsid w:val="000568AD"/>
     <w:rPr>
       <w:i/>
       <w:iCs/>
@@ -3126,7 +3244,7 @@
     <w:link w:val="IntenseQuoteChar"/>
     <w:uiPriority w:val="30"/>
     <w:qFormat/>
-    <w:rsid w:val="00D953E3"/>
+    <w:rsid w:val="000568AD"/>
     <w:pPr>
       <w:pBdr>
         <w:top w:val="single" w:sz="4" w:space="10" w:color="2F5496" w:themeColor="accent1" w:themeShade="BF"/>
@@ -3147,7 +3265,7 @@
     <w:basedOn w:val="DefaultParagraphFont"/>
     <w:link w:val="IntenseQuote"/>
     <w:uiPriority w:val="30"/>
-    <w:rsid w:val="00D953E3"/>
+    <w:rsid w:val="000568AD"/>
     <w:rPr>
       <w:i/>
       <w:iCs/>
@@ -3159,7 +3277,7 @@
     <w:basedOn w:val="DefaultParagraphFont"/>
     <w:uiPriority w:val="32"/>
     <w:qFormat/>
-    <w:rsid w:val="00D953E3"/>
+    <w:rsid w:val="000568AD"/>
     <w:rPr>
       <w:b/>
       <w:bCs/>
